--- a/docs/Integration_Hub_Technical_Specification_Quality.docx
+++ b/docs/Integration_Hub_Technical_Specification_Quality.docx
@@ -1753,7 +1753,7 @@
               <w:rPr>
                 <w:sz w:val="18"/>
               </w:rPr>
-              <w:t>Model-backed retrieval planner</w:t>
+              <w:t>Evidence-aware planner with a blank-log shortcut</w:t>
             </w:r>
           </w:p>
         </w:tc>
@@ -1769,7 +1769,7 @@
               <w:rPr>
                 <w:sz w:val="18"/>
               </w:rPr>
-              <w:t>One of search_runbooks, search_memory, request_human; focused query and reason</w:t>
+              <w:t>search_runbooks for concrete failures; search_memory for explicit history requests; request_human for insufficient evidence. A query is needed only for retrieval.</w:t>
             </w:r>
           </w:p>
         </w:tc>
@@ -3529,12 +3529,17 @@
     </w:p>
     <w:p>
       <w:r>
-        <w:t>15/18 task checks passed (83.33%). Simulated approval completion: 12/12 eligible cases (100.0%).</w:t>
+        <w:t>18/18 task checks passed (100.0%). Simulated approval completion: 12/12 eligible cases (100.0%).</w:t>
       </w:r>
     </w:p>
     <w:p>
       <w:r>
-        <w:t>The current suite has 63 passing tests. Frontend build, lint and formatting checks passed. All eleven views passed browser navigation checks. The benchmark uses six baseline cases and twelve newly authored holdout cases, isolated storage and simulated approvals. Model-correction feedback survives backend restarts. The dashboard reads the same saved results. Earlier figures in this document are historical baseline measurements. See QUALITY_VERIFICATION.md for the complete evidence and limitations.</w:t>
+        <w:t>The current suite has 73 passing tests. Separate planner boundary checks passed 10/10; they measure tool selection only and are excluded from the workflow benchmark score. The six baseline and twelve original holdout cases now serve as development regressions after feedback-driven changes. They are not independent unseen validation. Evaluation storage and simulated approvals stay isolated. API and frontend-proxy dashboard responses match the complete saved result.</w:t>
+      </w:r>
+    </w:p>
+    <w:p>
+      <w:r>
+        <w:t>The planner requests missing evidence before retrieval, preserves searches for unfamiliar concrete failures and allows explicit requests for historical incidents. Model-correction feedback and approval state survive restarts. Earlier figures in this document are historical measurements. See QUALITY_VERIFICATION.md for complete evidence and limitations.</w:t>
       </w:r>
     </w:p>
     <w:sectPr>

--- a/docs/Integration_Hub_Technical_Specification_Quality.docx
+++ b/docs/Integration_Hub_Technical_Specification_Quality.docx
@@ -2775,6 +2775,112 @@
               <w:rPr>
                 <w:sz w:val="18"/>
               </w:rPr>
+              <w:t>/api/ready</w:t>
+            </w:r>
+          </w:p>
+        </w:tc>
+        <w:tc>
+          <w:tcPr>
+            <w:tcW w:type="dxa" w:w="3278"/>
+          </w:tcPr>
+          <w:p>
+            <w:pPr>
+              <w:spacing w:after="80"/>
+            </w:pPr>
+            <w:r>
+              <w:rPr>
+                <w:sz w:val="18"/>
+              </w:rPr>
+              <w:t>Authenticated dependency readiness; 503 when degraded</w:t>
+            </w:r>
+          </w:p>
+        </w:tc>
+      </w:tr>
+      <w:tr>
+        <w:trPr>
+          <w:cantSplit/>
+        </w:trPr>
+        <w:tc>
+          <w:tcPr>
+            <w:tcW w:type="dxa" w:w="3278"/>
+          </w:tcPr>
+          <w:p>
+            <w:pPr>
+              <w:spacing w:after="80"/>
+            </w:pPr>
+            <w:r>
+              <w:rPr>
+                <w:sz w:val="18"/>
+              </w:rPr>
+              <w:t>GET</w:t>
+            </w:r>
+          </w:p>
+        </w:tc>
+        <w:tc>
+          <w:tcPr>
+            <w:tcW w:type="dxa" w:w="3278"/>
+          </w:tcPr>
+          <w:p>
+            <w:pPr>
+              <w:spacing w:after="80"/>
+            </w:pPr>
+            <w:r>
+              <w:rPr>
+                <w:sz w:val="18"/>
+              </w:rPr>
+              <w:t>/api/operations</w:t>
+            </w:r>
+          </w:p>
+        </w:tc>
+        <w:tc>
+          <w:tcPr>
+            <w:tcW w:type="dxa" w:w="3278"/>
+          </w:tcPr>
+          <w:p>
+            <w:pPr>
+              <w:spacing w:after="80"/>
+            </w:pPr>
+            <w:r>
+              <w:rPr>
+                <w:sz w:val="18"/>
+              </w:rPr>
+              <w:t>Process-local request metrics and operational notices</w:t>
+            </w:r>
+          </w:p>
+        </w:tc>
+      </w:tr>
+      <w:tr>
+        <w:trPr>
+          <w:cantSplit/>
+        </w:trPr>
+        <w:tc>
+          <w:tcPr>
+            <w:tcW w:type="dxa" w:w="3278"/>
+          </w:tcPr>
+          <w:p>
+            <w:pPr>
+              <w:spacing w:after="80"/>
+            </w:pPr>
+            <w:r>
+              <w:rPr>
+                <w:sz w:val="18"/>
+              </w:rPr>
+              <w:t>GET</w:t>
+            </w:r>
+          </w:p>
+        </w:tc>
+        <w:tc>
+          <w:tcPr>
+            <w:tcW w:type="dxa" w:w="3278"/>
+          </w:tcPr>
+          <w:p>
+            <w:pPr>
+              <w:spacing w:after="80"/>
+            </w:pPr>
+            <w:r>
+              <w:rPr>
+                <w:sz w:val="18"/>
+              </w:rPr>
               <w:t>/api/evaluations</w:t>
             </w:r>
           </w:p>
@@ -2906,7 +3012,7 @@
     <w:p/>
     <w:p>
       <w:r>
-        <w:t>Incident input: title 3–160 characters, service 1–80 characters, logs 3–12,000 characters. Document text submitted as JSON is 20–50,000 characters; upload limits are byte-based. Schemas reject extra fields. Common responses include 401 for missing authentication when configured, 403 for rejected browser origin, 404 for absent records, 409 for conflicting run state, 413/415/422 for invalid documents and 429 for admission/rate limits.</w:t>
+        <w:t>Incident input: title 3–160 characters, service 1–80 characters, logs 3–12,000 characters. Document text submitted as JSON is 20–50,000 characters; upload limits are byte-based. Schemas reject extra fields. Common responses include 401 for missing or invalid authentication, 403 for rejected browser origin, 404 for absent records, 409 for conflicting run state, 413/415/422 for invalid documents and 429 for admission/rate limits.</w:t>
       </w:r>
     </w:p>
     <w:p>
@@ -3395,7 +3501,7 @@
     </w:p>
     <w:p>
       <w:r>
-        <w:t>Controls include optional bearer authentication, fixed local browser identity, trusted hosts/origins, input limits, common-pattern secret/PII redaction, injection-pattern checks and deterministic tool authorization. Redaction and injection detection are not exhaustive. Cloud calls require explicit data/spending consent and configured budgets; conservative reservation estimates are not a replacement for provider-side hard limits.</w:t>
+        <w:t>Controls include bearer authentication required by default, fixed local browser identity, trusted hosts/origins, input limits, common-pattern secret/PII redaction, injection-pattern checks and deterministic tool authorization. Redaction and injection detection are not exhaustive. Cloud calls require explicit data/spending consent and configured budgets; conservative reservation estimates are not a replacement for provider-side hard limits.</w:t>
       </w:r>
     </w:p>
     <w:p>
@@ -3534,12 +3640,25 @@
     </w:p>
     <w:p>
       <w:r>
-        <w:t>The current suite has 73 passing tests. Separate planner boundary checks passed 10/10; they measure tool selection only and are excluded from the workflow benchmark score. The six baseline and twelve original holdout cases now serve as development regressions after feedback-driven changes. They are not independent unseen validation. Evaluation storage and simulated approvals stay isolated. API and frontend-proxy dashboard responses match the complete saved result.</w:t>
+        <w:t>The current suite has 110 passing tests. Separate planner boundary checks passed 10/10; they measure tool selection only and are excluded from the workflow benchmark score. The six baseline and twelve original holdout cases now serve as development regressions after feedback-driven changes. They are not independent unseen validation. Evaluation storage and simulated approvals stay isolated. API and frontend-proxy dashboard responses match the complete saved result.</w:t>
       </w:r>
     </w:p>
     <w:p>
       <w:r>
         <w:t>The planner requests missing evidence before retrieval, preserves searches for unfamiliar concrete failures and allows explicit requests for historical incidents. Model-correction feedback and approval state survive restarts. Earlier figures in this document are historical measurements. See QUALITY_VERIFICATION.md for complete evidence and limitations.</w:t>
+      </w:r>
+    </w:p>
+    <w:p>
+      <w:pPr>
+        <w:pStyle w:val="Heading1"/>
+      </w:pPr>
+      <w:r>
+        <w:t>Security and operational verification</w:t>
+      </w:r>
+    </w:p>
+    <w:p>
+      <w:r>
+        <w:t>Authentication is required by default. A browser connection screen keeps credentials in tab memory. Privacy filtering covers titles, nested records, model inputs/outputs, storage and exports; legacy data is filtered on read without claiming historical erasure. Request bodies are bounded even when streamed. Authenticated readiness and operations endpoints feed diagnostics. The full local workflow was rerun as eval-0ebc2478b3a7 with 18/18 passes and the separate planner suite passed 10/10. See SECURITY_VERIFICATION.md for the 110-test result, browser/API checks and production limitations.</w:t>
       </w:r>
     </w:p>
     <w:sectPr>
